--- a/data definitions, AI searches and job postings.docx
+++ b/data definitions, AI searches and job postings.docx
@@ -17,21 +17,7 @@
           <w:b/>
           <w:bCs/>
         </w:rPr>
-        <w:t xml:space="preserve">Documentation for </w:t>
-      </w:r>
-      <w:r>
-        <w:rPr>
-          <w:b/>
-          <w:bCs/>
-        </w:rPr>
-        <w:t>AI searches and Job Postings</w:t>
-      </w:r>
-      <w:r>
-        <w:rPr>
-          <w:b/>
-          <w:bCs/>
-        </w:rPr>
-        <w:t xml:space="preserve"> Data</w:t>
+        <w:t>Documentation for AI searches and Job Postings Data</w:t>
       </w:r>
     </w:p>
     <w:p>
@@ -39,15 +25,7 @@
         <w:pStyle w:val="Default"/>
       </w:pPr>
       <w:r>
-        <w:t xml:space="preserve">These data </w:t>
-      </w:r>
-      <w:proofErr w:type="gramStart"/>
-      <w:r>
-        <w:t>are taken</w:t>
-      </w:r>
-      <w:proofErr w:type="gramEnd"/>
-      <w:r>
-        <w:t xml:space="preserve"> from the </w:t>
+        <w:t xml:space="preserve">These data are taken from the </w:t>
       </w:r>
       <w:r>
         <w:rPr>
@@ -61,13 +39,7 @@
         <w:rPr>
           <w:color w:val="auto"/>
         </w:rPr>
-        <w:t>. FRED, Federal Reserve Bank of St. Louis</w:t>
-      </w:r>
-      <w:r>
-        <w:rPr>
-          <w:color w:val="auto"/>
-        </w:rPr>
-        <w:t xml:space="preserve">, </w:t>
+        <w:t xml:space="preserve">. FRED, Federal Reserve Bank of St. Louis, </w:t>
       </w:r>
       <w:r>
         <w:rPr>
@@ -81,19 +53,7 @@
         <w:rPr>
           <w:color w:val="auto"/>
         </w:rPr>
-        <w:t xml:space="preserve">, </w:t>
-      </w:r>
-      <w:r>
-        <w:rPr>
-          <w:color w:val="auto"/>
-        </w:rPr>
-        <w:t>Google Trends</w:t>
-      </w:r>
-      <w:r>
-        <w:rPr>
-          <w:color w:val="auto"/>
-        </w:rPr>
-        <w:t xml:space="preserve"> </w:t>
+        <w:t xml:space="preserve">, Google Trends </w:t>
       </w:r>
       <w:r>
         <w:rPr>
@@ -101,7 +61,13 @@
           <w:iCs/>
           <w:color w:val="auto"/>
         </w:rPr>
-        <w:t>s</w:t>
+        <w:t>search interest for “AI chatbot” in the United States, past 5 years</w:t>
+      </w:r>
+      <w:r>
+        <w:rPr>
+          <w:color w:val="auto"/>
+        </w:rPr>
+        <w:t xml:space="preserve">, and Google Trends </w:t>
       </w:r>
       <w:r>
         <w:rPr>
@@ -109,35 +75,7 @@
           <w:iCs/>
           <w:color w:val="auto"/>
         </w:rPr>
-        <w:t>earch interest for “AI chatbot” in the United States, past 5 years</w:t>
-      </w:r>
-      <w:r>
-        <w:rPr>
-          <w:color w:val="auto"/>
-        </w:rPr>
-        <w:t xml:space="preserve">, and </w:t>
-      </w:r>
-      <w:r>
-        <w:rPr>
-          <w:color w:val="auto"/>
-        </w:rPr>
-        <w:t xml:space="preserve">Google Trends </w:t>
-      </w:r>
-      <w:r>
-        <w:rPr>
-          <w:i/>
-          <w:iCs/>
-          <w:color w:val="auto"/>
-        </w:rPr>
-        <w:t>s</w:t>
-      </w:r>
-      <w:r>
-        <w:rPr>
-          <w:i/>
-          <w:iCs/>
-          <w:color w:val="auto"/>
-        </w:rPr>
-        <w:t>earch interest for “</w:t>
+        <w:t>search interest for “</w:t>
       </w:r>
       <w:proofErr w:type="spellStart"/>
       <w:r>
@@ -197,41 +135,13 @@
         <w:rPr>
           <w:rStyle w:val="hptfyd-sueodc-sm5mnb-owxexe-nzrxxc"/>
         </w:rPr>
-        <w:t xml:space="preserve">The two Google Trends reports </w:t>
-      </w:r>
-      <w:proofErr w:type="gramStart"/>
+        <w:t xml:space="preserve">The two Google Trends reports are </w:t>
+      </w:r>
       <w:r>
         <w:rPr>
           <w:rStyle w:val="hptfyd-sueodc-sm5mnb-owxexe-nzrxxc"/>
         </w:rPr>
-        <w:t xml:space="preserve">are </w:t>
-      </w:r>
-      <w:r>
-        <w:rPr>
-          <w:rStyle w:val="hptfyd-sueodc-sm5mnb-owxexe-nzrxxc"/>
-        </w:rPr>
-        <w:t>displayed</w:t>
-      </w:r>
-      <w:proofErr w:type="gramEnd"/>
-      <w:r>
-        <w:rPr>
-          <w:rStyle w:val="hptfyd-sueodc-sm5mnb-owxexe-nzrxxc"/>
-        </w:rPr>
-        <w:t xml:space="preserve"> on a relative scale from 0 to 100, where 100 signifies the peak interest for the </w:t>
-      </w:r>
-      <w:proofErr w:type="gramStart"/>
-      <w:r>
-        <w:rPr>
-          <w:rStyle w:val="hptfyd-sueodc-sm5mnb-owxexe-nzrxxc"/>
-        </w:rPr>
-        <w:t>time period</w:t>
-      </w:r>
-      <w:proofErr w:type="gramEnd"/>
-      <w:r>
-        <w:rPr>
-          <w:rStyle w:val="hptfyd-sueodc-sm5mnb-owxexe-nzrxxc"/>
-        </w:rPr>
-        <w:t xml:space="preserve"> of the chart. </w:t>
+        <w:t xml:space="preserve">displayed on a relative scale from 0 to 100, where 100 signifies the peak interest for the time period of the chart. </w:t>
       </w:r>
     </w:p>
     <w:p>
@@ -245,40 +155,18 @@
     <w:p>
       <w:pPr>
         <w:rPr>
-          <w:rFonts w:ascii="Times New Roman" w:hAnsi="Times New Roman" w:cs="Times New Roman"/>
-        </w:rPr>
-      </w:pPr>
-      <w:r>
-        <w:rPr>
-          <w:rStyle w:val="hptfyd-sueodc-sm5mnb-owxexe-nzrxxc"/>
-          <w:rFonts w:ascii="Times New Roman" w:hAnsi="Times New Roman" w:cs="Times New Roman"/>
-        </w:rPr>
-        <w:t xml:space="preserve">The data cover a </w:t>
-      </w:r>
-      <w:proofErr w:type="gramStart"/>
-      <w:r>
-        <w:rPr>
-          <w:rStyle w:val="hptfyd-sueodc-sm5mnb-owxexe-nzrxxc"/>
-          <w:rFonts w:ascii="Times New Roman" w:hAnsi="Times New Roman" w:cs="Times New Roman"/>
-        </w:rPr>
-        <w:t>timeframe</w:t>
-      </w:r>
-      <w:proofErr w:type="gramEnd"/>
-      <w:r>
-        <w:rPr>
-          <w:rStyle w:val="hptfyd-sueodc-sm5mnb-owxexe-nzrxxc"/>
-          <w:rFonts w:ascii="Times New Roman" w:hAnsi="Times New Roman" w:cs="Times New Roman"/>
-        </w:rPr>
-        <w:t xml:space="preserve"> of </w:t>
-      </w:r>
-      <w:r>
-        <w:rPr>
           <w:rFonts w:ascii="Times New Roman" w:eastAsia="Times New Roman" w:hAnsi="Times New Roman" w:cs="Times New Roman"/>
           <w:color w:val="000000"/>
           <w:kern w:val="0"/>
           <w14:ligatures w14:val="none"/>
         </w:rPr>
-        <w:t>May '21</w:t>
+      </w:pPr>
+      <w:r>
+        <w:rPr>
+          <w:rStyle w:val="hptfyd-sueodc-sm5mnb-owxexe-nzrxxc"/>
+          <w:rFonts w:ascii="Times New Roman" w:hAnsi="Times New Roman" w:cs="Times New Roman"/>
+        </w:rPr>
+        <w:t xml:space="preserve">The data cover a timeframe of </w:t>
       </w:r>
       <w:r>
         <w:rPr>
@@ -287,7 +175,7 @@
           <w:kern w:val="0"/>
           <w14:ligatures w14:val="none"/>
         </w:rPr>
-        <w:t xml:space="preserve"> - </w:t>
+        <w:t>May '21 - April '26.</w:t>
       </w:r>
       <w:r>
         <w:rPr>
@@ -296,7 +184,7 @@
           <w:kern w:val="0"/>
           <w14:ligatures w14:val="none"/>
         </w:rPr>
-        <w:t>April '26</w:t>
+        <w:t xml:space="preserve">  Any daily-level data was averaged to monthly-level data</w:t>
       </w:r>
       <w:r>
         <w:rPr>
@@ -305,7 +193,7 @@
           <w:kern w:val="0"/>
           <w14:ligatures w14:val="none"/>
         </w:rPr>
-        <w:t>.</w:t>
+        <w:t xml:space="preserve"> when needed</w:t>
       </w:r>
       <w:r>
         <w:rPr>
@@ -314,19 +202,18 @@
           <w:kern w:val="0"/>
           <w14:ligatures w14:val="none"/>
         </w:rPr>
-        <w:t xml:space="preserve">  Any daily-level data </w:t>
-      </w:r>
-      <w:proofErr w:type="gramStart"/>
-      <w:r>
+        <w:t>.</w:t>
+      </w:r>
+    </w:p>
+    <w:p>
+      <w:pPr>
         <w:rPr>
           <w:rFonts w:ascii="Times New Roman" w:eastAsia="Times New Roman" w:hAnsi="Times New Roman" w:cs="Times New Roman"/>
           <w:color w:val="000000"/>
           <w:kern w:val="0"/>
           <w14:ligatures w14:val="none"/>
         </w:rPr>
-        <w:t>was averaged</w:t>
-      </w:r>
-      <w:proofErr w:type="gramEnd"/>
+      </w:pPr>
       <w:r>
         <w:rPr>
           <w:rFonts w:ascii="Times New Roman" w:eastAsia="Times New Roman" w:hAnsi="Times New Roman" w:cs="Times New Roman"/>
@@ -334,324 +221,813 @@
           <w:kern w:val="0"/>
           <w14:ligatures w14:val="none"/>
         </w:rPr>
-        <w:t xml:space="preserve"> to monthly-level data.</w:t>
+        <w:t>AI in Job Postings</w:t>
       </w:r>
     </w:p>
     <w:tbl>
       <w:tblPr>
+        <w:tblStyle w:val="TableGrid"/>
         <w:tblW w:w="0" w:type="auto"/>
-        <w:tblInd w:w="-168" w:type="dxa"/>
-        <w:tblBorders>
-          <w:top w:val="none" w:sz="6" w:space="0" w:color="auto"/>
-          <w:left w:val="none" w:sz="6" w:space="0" w:color="auto"/>
-          <w:bottom w:val="none" w:sz="6" w:space="0" w:color="auto"/>
-          <w:right w:val="none" w:sz="6" w:space="0" w:color="auto"/>
-        </w:tblBorders>
-        <w:tblLayout w:type="fixed"/>
-        <w:tblLook w:val="0000" w:firstRow="0" w:lastRow="0" w:firstColumn="0" w:lastColumn="0" w:noHBand="0" w:noVBand="0"/>
+        <w:tblLook w:val="04A0" w:firstRow="1" w:lastRow="0" w:firstColumn="1" w:lastColumn="0" w:noHBand="0" w:noVBand="1"/>
       </w:tblPr>
       <w:tblGrid>
-        <w:gridCol w:w="4307"/>
-        <w:gridCol w:w="4307"/>
+        <w:gridCol w:w="2425"/>
+        <w:gridCol w:w="6925"/>
       </w:tblGrid>
       <w:tr>
-        <w:tblPrEx>
-          <w:tblCellMar>
-            <w:top w:w="0" w:type="dxa"/>
-            <w:bottom w:w="0" w:type="dxa"/>
-          </w:tblCellMar>
-        </w:tblPrEx>
         <w:trPr>
-          <w:trHeight w:val="107"/>
+          <w:trHeight w:val="170"/>
         </w:trPr>
         <w:tc>
           <w:tcPr>
-            <w:tcW w:w="4307" w:type="dxa"/>
-            <w:tcBorders>
-              <w:top w:val="none" w:sz="6" w:space="0" w:color="auto"/>
-              <w:bottom w:val="none" w:sz="6" w:space="0" w:color="auto"/>
-              <w:right w:val="none" w:sz="6" w:space="0" w:color="auto"/>
-            </w:tcBorders>
+            <w:tcW w:w="2425" w:type="dxa"/>
           </w:tcPr>
           <w:p>
             <w:pPr>
-              <w:pStyle w:val="Default"/>
+              <w:rPr>
+                <w:rFonts w:ascii="Times New Roman" w:eastAsia="Times New Roman" w:hAnsi="Times New Roman" w:cs="Times New Roman"/>
+                <w:color w:val="000000"/>
+                <w:kern w:val="0"/>
+                <w14:ligatures w14:val="none"/>
+              </w:rPr>
             </w:pPr>
             <w:r>
               <w:rPr>
-                <w:b/>
-                <w:bCs/>
-              </w:rPr>
-              <w:t xml:space="preserve">Series in Data Set Name </w:t>
+                <w:rFonts w:ascii="Times New Roman" w:eastAsia="Times New Roman" w:hAnsi="Times New Roman" w:cs="Times New Roman"/>
+                <w:color w:val="000000"/>
+                <w:kern w:val="0"/>
+                <w14:ligatures w14:val="none"/>
+              </w:rPr>
+              <w:t>Name</w:t>
             </w:r>
           </w:p>
         </w:tc>
         <w:tc>
           <w:tcPr>
-            <w:tcW w:w="4307" w:type="dxa"/>
-            <w:tcBorders>
-              <w:top w:val="none" w:sz="6" w:space="0" w:color="auto"/>
-              <w:left w:val="none" w:sz="6" w:space="0" w:color="auto"/>
-              <w:bottom w:val="none" w:sz="6" w:space="0" w:color="auto"/>
-            </w:tcBorders>
+            <w:tcW w:w="6925" w:type="dxa"/>
           </w:tcPr>
           <w:p>
             <w:pPr>
-              <w:pStyle w:val="Default"/>
+              <w:rPr>
+                <w:rFonts w:ascii="Times New Roman" w:eastAsia="Times New Roman" w:hAnsi="Times New Roman" w:cs="Times New Roman"/>
+                <w:color w:val="000000"/>
+                <w:kern w:val="0"/>
+                <w14:ligatures w14:val="none"/>
+              </w:rPr>
             </w:pPr>
             <w:r>
               <w:rPr>
-                <w:b/>
-                <w:bCs/>
-              </w:rPr>
-              <w:t xml:space="preserve">Description </w:t>
+                <w:rFonts w:ascii="Times New Roman" w:eastAsia="Times New Roman" w:hAnsi="Times New Roman" w:cs="Times New Roman"/>
+                <w:color w:val="000000"/>
+                <w:kern w:val="0"/>
+                <w14:ligatures w14:val="none"/>
+              </w:rPr>
+              <w:t>Description</w:t>
             </w:r>
           </w:p>
         </w:tc>
       </w:tr>
       <w:tr>
-        <w:tblPrEx>
-          <w:tblCellMar>
-            <w:top w:w="0" w:type="dxa"/>
-            <w:bottom w:w="0" w:type="dxa"/>
-          </w:tblCellMar>
-        </w:tblPrEx>
-        <w:trPr>
-          <w:trHeight w:val="109"/>
-        </w:trPr>
         <w:tc>
           <w:tcPr>
-            <w:tcW w:w="4307" w:type="dxa"/>
-            <w:tcBorders>
-              <w:top w:val="none" w:sz="6" w:space="0" w:color="auto"/>
-              <w:bottom w:val="none" w:sz="6" w:space="0" w:color="auto"/>
-              <w:right w:val="none" w:sz="6" w:space="0" w:color="auto"/>
-            </w:tcBorders>
+            <w:tcW w:w="2425" w:type="dxa"/>
           </w:tcPr>
           <w:p>
             <w:pPr>
               <w:rPr>
-                <w:rFonts w:ascii="Times New Roman" w:hAnsi="Times New Roman" w:cs="Times New Roman"/>
-                <w:color w:val="000000"/>
+                <w:rFonts w:ascii="Times New Roman" w:eastAsia="Times New Roman" w:hAnsi="Times New Roman" w:cs="Times New Roman"/>
+                <w:color w:val="000000"/>
+                <w:kern w:val="0"/>
+                <w14:ligatures w14:val="none"/>
               </w:rPr>
             </w:pPr>
             <w:r>
               <w:rPr>
-                <w:rFonts w:ascii="Times New Roman" w:hAnsi="Times New Roman" w:cs="Times New Roman"/>
-                <w:color w:val="000000"/>
-              </w:rPr>
-              <w:t>AI Searches</w:t>
+                <w:rFonts w:ascii="Times New Roman" w:eastAsia="Times New Roman" w:hAnsi="Times New Roman" w:cs="Times New Roman"/>
+                <w:color w:val="000000"/>
+                <w:kern w:val="0"/>
+                <w14:ligatures w14:val="none"/>
+              </w:rPr>
+              <w:t>X_typename</w:t>
             </w:r>
           </w:p>
         </w:tc>
         <w:tc>
           <w:tcPr>
-            <w:tcW w:w="4307" w:type="dxa"/>
-            <w:tcBorders>
-              <w:top w:val="none" w:sz="6" w:space="0" w:color="auto"/>
-              <w:left w:val="none" w:sz="6" w:space="0" w:color="auto"/>
-              <w:bottom w:val="none" w:sz="6" w:space="0" w:color="auto"/>
-            </w:tcBorders>
+            <w:tcW w:w="6925" w:type="dxa"/>
           </w:tcPr>
           <w:p>
             <w:pPr>
-              <w:pStyle w:val="Default"/>
+              <w:rPr>
+                <w:rFonts w:ascii="Times New Roman" w:eastAsia="Times New Roman" w:hAnsi="Times New Roman" w:cs="Times New Roman"/>
+                <w:color w:val="000000"/>
+                <w:kern w:val="0"/>
+                <w14:ligatures w14:val="none"/>
+              </w:rPr>
             </w:pPr>
             <w:r>
-              <w:t># of searches in the Google search engine including the term “AI chatbot”</w:t>
-            </w:r>
-            <w:r>
-              <w:t>, on a relative scale of 0-100</w:t>
+              <w:rPr>
+                <w:rFonts w:ascii="Times New Roman" w:eastAsia="Times New Roman" w:hAnsi="Times New Roman" w:cs="Times New Roman"/>
+                <w:color w:val="000000"/>
+                <w:kern w:val="0"/>
+                <w14:ligatures w14:val="none"/>
+              </w:rPr>
+              <w:t xml:space="preserve">Identifier </w:t>
+            </w:r>
+            <w:r>
+              <w:rPr>
+                <w:rFonts w:ascii="Times New Roman" w:eastAsia="Times New Roman" w:hAnsi="Times New Roman" w:cs="Times New Roman"/>
+                <w:color w:val="000000"/>
+                <w:kern w:val="0"/>
+                <w14:ligatures w14:val="none"/>
+              </w:rPr>
+              <w:t>of the source of data</w:t>
             </w:r>
           </w:p>
         </w:tc>
       </w:tr>
       <w:tr>
-        <w:tblPrEx>
-          <w:tblCellMar>
-            <w:top w:w="0" w:type="dxa"/>
-            <w:bottom w:w="0" w:type="dxa"/>
-          </w:tblCellMar>
-        </w:tblPrEx>
-        <w:trPr>
-          <w:trHeight w:val="109"/>
-        </w:trPr>
         <w:tc>
           <w:tcPr>
-            <w:tcW w:w="4307" w:type="dxa"/>
-            <w:tcBorders>
-              <w:top w:val="none" w:sz="6" w:space="0" w:color="auto"/>
-              <w:bottom w:val="none" w:sz="6" w:space="0" w:color="auto"/>
-              <w:right w:val="none" w:sz="6" w:space="0" w:color="auto"/>
-            </w:tcBorders>
+            <w:tcW w:w="2425" w:type="dxa"/>
           </w:tcPr>
           <w:p>
             <w:pPr>
               <w:rPr>
-                <w:rFonts w:ascii="Times New Roman" w:hAnsi="Times New Roman" w:cs="Times New Roman"/>
-                <w:color w:val="000000"/>
+                <w:rFonts w:ascii="Times New Roman" w:eastAsia="Times New Roman" w:hAnsi="Times New Roman" w:cs="Times New Roman"/>
+                <w:color w:val="000000"/>
+                <w:kern w:val="0"/>
+                <w14:ligatures w14:val="none"/>
               </w:rPr>
             </w:pPr>
             <w:r>
               <w:rPr>
-                <w:rFonts w:ascii="Times New Roman" w:hAnsi="Times New Roman" w:cs="Times New Roman"/>
-                <w:color w:val="000000"/>
-              </w:rPr>
-              <w:t>Job Postings</w:t>
+                <w:rFonts w:ascii="Times New Roman" w:eastAsia="Times New Roman" w:hAnsi="Times New Roman" w:cs="Times New Roman"/>
+                <w:color w:val="000000"/>
+                <w:kern w:val="0"/>
+                <w14:ligatures w14:val="none"/>
+              </w:rPr>
+              <w:t>dateString</w:t>
             </w:r>
           </w:p>
         </w:tc>
         <w:tc>
           <w:tcPr>
-            <w:tcW w:w="4307" w:type="dxa"/>
-            <w:tcBorders>
-              <w:top w:val="none" w:sz="6" w:space="0" w:color="auto"/>
-              <w:left w:val="none" w:sz="6" w:space="0" w:color="auto"/>
-              <w:bottom w:val="none" w:sz="6" w:space="0" w:color="auto"/>
-            </w:tcBorders>
+            <w:tcW w:w="6925" w:type="dxa"/>
           </w:tcPr>
           <w:p>
             <w:pPr>
-              <w:spacing w:before="100" w:beforeAutospacing="1" w:after="100" w:afterAutospacing="1" w:line="240" w:lineRule="auto"/>
-              <w:outlineLvl w:val="0"/>
-              <w:rPr>
-                <w:rFonts w:ascii="Times New Roman" w:hAnsi="Times New Roman" w:cs="Times New Roman"/>
+              <w:rPr>
+                <w:rFonts w:ascii="Times New Roman" w:eastAsia="Times New Roman" w:hAnsi="Times New Roman" w:cs="Times New Roman"/>
+                <w:color w:val="000000"/>
+                <w:kern w:val="0"/>
+                <w14:ligatures w14:val="none"/>
               </w:rPr>
             </w:pPr>
             <w:r>
               <w:rPr>
                 <w:rFonts w:ascii="Times New Roman" w:eastAsia="Times New Roman" w:hAnsi="Times New Roman" w:cs="Times New Roman"/>
-                <w:kern w:val="36"/>
-                <w14:ligatures w14:val="none"/>
-              </w:rPr>
-              <w:t>Customer Service Job Postings on Indeed in the United States</w:t>
+                <w:color w:val="000000"/>
+                <w:kern w:val="0"/>
+                <w14:ligatures w14:val="none"/>
+              </w:rPr>
+              <w:t>Daily d</w:t>
+            </w:r>
+            <w:r>
+              <w:rPr>
+                <w:rFonts w:ascii="Times New Roman" w:eastAsia="Times New Roman" w:hAnsi="Times New Roman" w:cs="Times New Roman"/>
+                <w:color w:val="000000"/>
+                <w:kern w:val="0"/>
+                <w14:ligatures w14:val="none"/>
+              </w:rPr>
+              <w:t>ate</w:t>
             </w:r>
           </w:p>
         </w:tc>
       </w:tr>
       <w:tr>
-        <w:tblPrEx>
-          <w:tblCellMar>
-            <w:top w:w="0" w:type="dxa"/>
-            <w:bottom w:w="0" w:type="dxa"/>
-          </w:tblCellMar>
-        </w:tblPrEx>
-        <w:trPr>
-          <w:trHeight w:val="109"/>
-        </w:trPr>
         <w:tc>
           <w:tcPr>
-            <w:tcW w:w="4307" w:type="dxa"/>
-            <w:tcBorders>
-              <w:top w:val="none" w:sz="6" w:space="0" w:color="auto"/>
-              <w:bottom w:val="none" w:sz="6" w:space="0" w:color="auto"/>
-              <w:right w:val="none" w:sz="6" w:space="0" w:color="auto"/>
-            </w:tcBorders>
+            <w:tcW w:w="2425" w:type="dxa"/>
           </w:tcPr>
           <w:p>
             <w:pPr>
               <w:rPr>
-                <w:rFonts w:ascii="Times New Roman" w:hAnsi="Times New Roman" w:cs="Times New Roman"/>
-                <w:color w:val="000000"/>
+                <w:rFonts w:ascii="Times New Roman" w:eastAsia="Times New Roman" w:hAnsi="Times New Roman" w:cs="Times New Roman"/>
+                <w:color w:val="000000"/>
+                <w:kern w:val="0"/>
+                <w14:ligatures w14:val="none"/>
               </w:rPr>
             </w:pPr>
             <w:r>
               <w:rPr>
-                <w:rFonts w:ascii="Times New Roman" w:hAnsi="Times New Roman" w:cs="Times New Roman"/>
-                <w:color w:val="000000"/>
-              </w:rPr>
-              <w:t>Indeed AI</w:t>
+                <w:rFonts w:ascii="Times New Roman" w:eastAsia="Times New Roman" w:hAnsi="Times New Roman" w:cs="Times New Roman"/>
+                <w:color w:val="000000"/>
+                <w:kern w:val="0"/>
+                <w14:ligatures w14:val="none"/>
+              </w:rPr>
+              <w:t>countryCode</w:t>
             </w:r>
           </w:p>
         </w:tc>
         <w:tc>
           <w:tcPr>
-            <w:tcW w:w="4307" w:type="dxa"/>
-            <w:tcBorders>
-              <w:top w:val="none" w:sz="6" w:space="0" w:color="auto"/>
-              <w:left w:val="none" w:sz="6" w:space="0" w:color="auto"/>
-              <w:bottom w:val="none" w:sz="6" w:space="0" w:color="auto"/>
-            </w:tcBorders>
+            <w:tcW w:w="6925" w:type="dxa"/>
           </w:tcPr>
           <w:p>
             <w:pPr>
-              <w:pStyle w:val="Default"/>
+              <w:rPr>
+                <w:rFonts w:ascii="Times New Roman" w:eastAsia="Times New Roman" w:hAnsi="Times New Roman" w:cs="Times New Roman"/>
+                <w:color w:val="000000"/>
+                <w:kern w:val="0"/>
+                <w14:ligatures w14:val="none"/>
+              </w:rPr>
             </w:pPr>
             <w:r>
-              <w:t>% of job postings on Indeed containing AI terms</w:t>
+              <w:rPr>
+                <w:rFonts w:ascii="Times New Roman" w:eastAsia="Times New Roman" w:hAnsi="Times New Roman" w:cs="Times New Roman"/>
+                <w:color w:val="000000"/>
+                <w:kern w:val="0"/>
+                <w14:ligatures w14:val="none"/>
+              </w:rPr>
+              <w:t>Code to identify the country</w:t>
             </w:r>
           </w:p>
         </w:tc>
       </w:tr>
       <w:tr>
-        <w:tblPrEx>
-          <w:tblCellMar>
-            <w:top w:w="0" w:type="dxa"/>
-            <w:bottom w:w="0" w:type="dxa"/>
-          </w:tblCellMar>
-        </w:tblPrEx>
-        <w:trPr>
-          <w:trHeight w:val="109"/>
-        </w:trPr>
         <w:tc>
           <w:tcPr>
-            <w:tcW w:w="4307" w:type="dxa"/>
-            <w:tcBorders>
-              <w:top w:val="none" w:sz="6" w:space="0" w:color="auto"/>
-              <w:bottom w:val="none" w:sz="6" w:space="0" w:color="auto"/>
-              <w:right w:val="none" w:sz="6" w:space="0" w:color="auto"/>
-            </w:tcBorders>
+            <w:tcW w:w="2425" w:type="dxa"/>
           </w:tcPr>
           <w:p>
             <w:pPr>
               <w:rPr>
-                <w:rFonts w:ascii="Times New Roman" w:hAnsi="Times New Roman" w:cs="Times New Roman"/>
-                <w:color w:val="000000"/>
+                <w:rFonts w:ascii="Times New Roman" w:eastAsia="Times New Roman" w:hAnsi="Times New Roman" w:cs="Times New Roman"/>
+                <w:color w:val="000000"/>
+                <w:kern w:val="0"/>
+                <w14:ligatures w14:val="none"/>
               </w:rPr>
             </w:pPr>
             <w:r>
               <w:rPr>
-                <w:rFonts w:ascii="Times New Roman" w:hAnsi="Times New Roman" w:cs="Times New Roman"/>
-                <w:color w:val="000000"/>
-              </w:rPr>
-              <w:t>ChatGPT</w:t>
+                <w:rFonts w:ascii="Times New Roman" w:eastAsia="Times New Roman" w:hAnsi="Times New Roman" w:cs="Times New Roman"/>
+                <w:color w:val="000000"/>
+                <w:kern w:val="0"/>
+                <w14:ligatures w14:val="none"/>
+              </w:rPr>
+              <w:t>countryName</w:t>
             </w:r>
           </w:p>
         </w:tc>
         <w:tc>
           <w:tcPr>
-            <w:tcW w:w="4307" w:type="dxa"/>
-            <w:tcBorders>
-              <w:top w:val="none" w:sz="6" w:space="0" w:color="auto"/>
-              <w:left w:val="none" w:sz="6" w:space="0" w:color="auto"/>
-              <w:bottom w:val="none" w:sz="6" w:space="0" w:color="auto"/>
-            </w:tcBorders>
+            <w:tcW w:w="6925" w:type="dxa"/>
           </w:tcPr>
           <w:p>
             <w:pPr>
-              <w:pStyle w:val="Default"/>
+              <w:rPr>
+                <w:rFonts w:ascii="Times New Roman" w:eastAsia="Times New Roman" w:hAnsi="Times New Roman" w:cs="Times New Roman"/>
+                <w:color w:val="000000"/>
+                <w:kern w:val="0"/>
+                <w14:ligatures w14:val="none"/>
+              </w:rPr>
             </w:pPr>
             <w:r>
-              <w:t># of searches in the Google search engine including the term “</w:t>
-            </w:r>
-            <w:proofErr w:type="spellStart"/>
-            <w:r>
-              <w:t>chat</w:t>
-            </w:r>
-            <w:r>
-              <w:t>gp</w:t>
-            </w:r>
-            <w:r>
-              <w:t>t</w:t>
-            </w:r>
-            <w:proofErr w:type="spellEnd"/>
-            <w:r>
-              <w:t>”, on a relative scale of 0-100</w:t>
+              <w:rPr>
+                <w:rFonts w:ascii="Times New Roman" w:eastAsia="Times New Roman" w:hAnsi="Times New Roman" w:cs="Times New Roman"/>
+                <w:color w:val="000000"/>
+                <w:kern w:val="0"/>
+                <w14:ligatures w14:val="none"/>
+              </w:rPr>
+              <w:t>Name of the country</w:t>
+            </w:r>
+          </w:p>
+        </w:tc>
+      </w:tr>
+      <w:tr>
+        <w:tc>
+          <w:tcPr>
+            <w:tcW w:w="2425" w:type="dxa"/>
+          </w:tcPr>
+          <w:p>
+            <w:pPr>
+              <w:rPr>
+                <w:rFonts w:ascii="Times New Roman" w:eastAsia="Times New Roman" w:hAnsi="Times New Roman" w:cs="Times New Roman"/>
+                <w:color w:val="000000"/>
+                <w:kern w:val="0"/>
+                <w14:ligatures w14:val="none"/>
+              </w:rPr>
+            </w:pPr>
+            <w:r>
+              <w:rPr>
+                <w:rFonts w:ascii="Times New Roman" w:eastAsia="Times New Roman" w:hAnsi="Times New Roman" w:cs="Times New Roman"/>
+                <w:color w:val="000000"/>
+                <w:kern w:val="0"/>
+                <w14:ligatures w14:val="none"/>
+              </w:rPr>
+              <w:t>value</w:t>
+            </w:r>
+          </w:p>
+        </w:tc>
+        <w:tc>
+          <w:tcPr>
+            <w:tcW w:w="6925" w:type="dxa"/>
+          </w:tcPr>
+          <w:p>
+            <w:pPr>
+              <w:rPr>
+                <w:rFonts w:ascii="Times New Roman" w:eastAsia="Times New Roman" w:hAnsi="Times New Roman" w:cs="Times New Roman"/>
+                <w:color w:val="000000"/>
+                <w:kern w:val="0"/>
+                <w14:ligatures w14:val="none"/>
+              </w:rPr>
+            </w:pPr>
+            <w:r>
+              <w:rPr>
+                <w:rFonts w:ascii="Times New Roman" w:eastAsia="Times New Roman" w:hAnsi="Times New Roman" w:cs="Times New Roman"/>
+                <w:color w:val="000000"/>
+                <w:kern w:val="0"/>
+                <w14:ligatures w14:val="none"/>
+              </w:rPr>
+              <w:t>% value of job postings with AI related terms in the job description</w:t>
             </w:r>
           </w:p>
         </w:tc>
       </w:tr>
     </w:tbl>
+    <w:p>
+      <w:pPr>
+        <w:rPr>
+          <w:rFonts w:ascii="Times New Roman" w:eastAsia="Times New Roman" w:hAnsi="Times New Roman" w:cs="Times New Roman"/>
+          <w:color w:val="000000"/>
+          <w:kern w:val="0"/>
+          <w14:ligatures w14:val="none"/>
+        </w:rPr>
+      </w:pPr>
+    </w:p>
+    <w:p>
+      <w:pPr>
+        <w:rPr>
+          <w:rFonts w:ascii="Times New Roman" w:eastAsia="Times New Roman" w:hAnsi="Times New Roman" w:cs="Times New Roman"/>
+          <w:color w:val="000000"/>
+          <w:kern w:val="0"/>
+          <w14:ligatures w14:val="none"/>
+        </w:rPr>
+      </w:pPr>
+      <w:r>
+        <w:rPr>
+          <w:rFonts w:ascii="Times New Roman" w:eastAsia="Times New Roman" w:hAnsi="Times New Roman" w:cs="Times New Roman"/>
+          <w:color w:val="000000"/>
+          <w:kern w:val="0"/>
+          <w14:ligatures w14:val="none"/>
+        </w:rPr>
+        <w:t>Trend in ChatGPT Interest</w:t>
+      </w:r>
+    </w:p>
+    <w:tbl>
+      <w:tblPr>
+        <w:tblStyle w:val="TableGrid"/>
+        <w:tblW w:w="0" w:type="auto"/>
+        <w:tblLook w:val="04A0" w:firstRow="1" w:lastRow="0" w:firstColumn="1" w:lastColumn="0" w:noHBand="0" w:noVBand="1"/>
+      </w:tblPr>
+      <w:tblGrid>
+        <w:gridCol w:w="2335"/>
+        <w:gridCol w:w="7015"/>
+      </w:tblGrid>
+      <w:tr>
+        <w:tc>
+          <w:tcPr>
+            <w:tcW w:w="2335" w:type="dxa"/>
+          </w:tcPr>
+          <w:p>
+            <w:pPr>
+              <w:rPr>
+                <w:rFonts w:ascii="Times New Roman" w:eastAsia="Times New Roman" w:hAnsi="Times New Roman" w:cs="Times New Roman"/>
+                <w:color w:val="000000"/>
+                <w:kern w:val="0"/>
+                <w14:ligatures w14:val="none"/>
+              </w:rPr>
+            </w:pPr>
+            <w:r>
+              <w:rPr>
+                <w:rFonts w:ascii="Times New Roman" w:eastAsia="Times New Roman" w:hAnsi="Times New Roman" w:cs="Times New Roman"/>
+                <w:color w:val="000000"/>
+                <w:kern w:val="0"/>
+                <w14:ligatures w14:val="none"/>
+              </w:rPr>
+              <w:t>Name</w:t>
+            </w:r>
+          </w:p>
+        </w:tc>
+        <w:tc>
+          <w:tcPr>
+            <w:tcW w:w="7015" w:type="dxa"/>
+          </w:tcPr>
+          <w:p>
+            <w:pPr>
+              <w:rPr>
+                <w:rFonts w:ascii="Times New Roman" w:eastAsia="Times New Roman" w:hAnsi="Times New Roman" w:cs="Times New Roman"/>
+                <w:color w:val="000000"/>
+                <w:kern w:val="0"/>
+                <w14:ligatures w14:val="none"/>
+              </w:rPr>
+            </w:pPr>
+            <w:r>
+              <w:rPr>
+                <w:rFonts w:ascii="Times New Roman" w:eastAsia="Times New Roman" w:hAnsi="Times New Roman" w:cs="Times New Roman"/>
+                <w:color w:val="000000"/>
+                <w:kern w:val="0"/>
+                <w14:ligatures w14:val="none"/>
+              </w:rPr>
+              <w:t>Description</w:t>
+            </w:r>
+          </w:p>
+        </w:tc>
+      </w:tr>
+      <w:tr>
+        <w:tc>
+          <w:tcPr>
+            <w:tcW w:w="2335" w:type="dxa"/>
+          </w:tcPr>
+          <w:p>
+            <w:pPr>
+              <w:rPr>
+                <w:rFonts w:ascii="Times New Roman" w:eastAsia="Times New Roman" w:hAnsi="Times New Roman" w:cs="Times New Roman"/>
+                <w:color w:val="000000"/>
+                <w:kern w:val="0"/>
+                <w14:ligatures w14:val="none"/>
+              </w:rPr>
+            </w:pPr>
+            <w:r>
+              <w:rPr>
+                <w:rFonts w:ascii="Times New Roman" w:eastAsia="Times New Roman" w:hAnsi="Times New Roman" w:cs="Times New Roman"/>
+                <w:color w:val="000000"/>
+                <w:kern w:val="0"/>
+                <w14:ligatures w14:val="none"/>
+              </w:rPr>
+              <w:t>Time</w:t>
+            </w:r>
+          </w:p>
+        </w:tc>
+        <w:tc>
+          <w:tcPr>
+            <w:tcW w:w="7015" w:type="dxa"/>
+          </w:tcPr>
+          <w:p>
+            <w:pPr>
+              <w:rPr>
+                <w:rFonts w:ascii="Times New Roman" w:eastAsia="Times New Roman" w:hAnsi="Times New Roman" w:cs="Times New Roman"/>
+                <w:color w:val="000000"/>
+                <w:kern w:val="0"/>
+                <w14:ligatures w14:val="none"/>
+              </w:rPr>
+            </w:pPr>
+            <w:r>
+              <w:rPr>
+                <w:rFonts w:ascii="Times New Roman" w:eastAsia="Times New Roman" w:hAnsi="Times New Roman" w:cs="Times New Roman"/>
+                <w:color w:val="000000"/>
+                <w:kern w:val="0"/>
+                <w14:ligatures w14:val="none"/>
+              </w:rPr>
+              <w:t>Month date, first of each month</w:t>
+            </w:r>
+          </w:p>
+        </w:tc>
+      </w:tr>
+      <w:tr>
+        <w:tc>
+          <w:tcPr>
+            <w:tcW w:w="2335" w:type="dxa"/>
+          </w:tcPr>
+          <w:p>
+            <w:pPr>
+              <w:rPr>
+                <w:rFonts w:ascii="Times New Roman" w:eastAsia="Times New Roman" w:hAnsi="Times New Roman" w:cs="Times New Roman"/>
+                <w:color w:val="000000"/>
+                <w:kern w:val="0"/>
+                <w14:ligatures w14:val="none"/>
+              </w:rPr>
+            </w:pPr>
+            <w:proofErr w:type="spellStart"/>
+            <w:r>
+              <w:rPr>
+                <w:rFonts w:ascii="Times New Roman" w:eastAsia="Times New Roman" w:hAnsi="Times New Roman" w:cs="Times New Roman"/>
+                <w:color w:val="000000"/>
+                <w:kern w:val="0"/>
+                <w14:ligatures w14:val="none"/>
+              </w:rPr>
+              <w:t>chatgpt</w:t>
+            </w:r>
+            <w:proofErr w:type="spellEnd"/>
+          </w:p>
+        </w:tc>
+        <w:tc>
+          <w:tcPr>
+            <w:tcW w:w="7015" w:type="dxa"/>
+          </w:tcPr>
+          <w:p>
+            <w:pPr>
+              <w:rPr>
+                <w:rFonts w:ascii="Times New Roman" w:eastAsia="Times New Roman" w:hAnsi="Times New Roman" w:cs="Times New Roman"/>
+                <w:color w:val="000000"/>
+                <w:kern w:val="0"/>
+                <w14:ligatures w14:val="none"/>
+              </w:rPr>
+            </w:pPr>
+            <w:r>
+              <w:rPr>
+                <w:rFonts w:ascii="Times New Roman" w:eastAsia="Times New Roman" w:hAnsi="Times New Roman" w:cs="Times New Roman"/>
+                <w:color w:val="000000"/>
+                <w:kern w:val="0"/>
+                <w14:ligatures w14:val="none"/>
+              </w:rPr>
+              <w:t>0 – 100, where 100 signifies the peak interest for the time period</w:t>
+            </w:r>
+          </w:p>
+        </w:tc>
+      </w:tr>
+    </w:tbl>
+    <w:p>
+      <w:pPr>
+        <w:rPr>
+          <w:rFonts w:ascii="Times New Roman" w:eastAsia="Times New Roman" w:hAnsi="Times New Roman" w:cs="Times New Roman"/>
+          <w:color w:val="000000"/>
+          <w:kern w:val="0"/>
+          <w14:ligatures w14:val="none"/>
+        </w:rPr>
+      </w:pPr>
+    </w:p>
+    <w:p>
+      <w:pPr>
+        <w:rPr>
+          <w:rFonts w:ascii="Times New Roman" w:eastAsia="Times New Roman" w:hAnsi="Times New Roman" w:cs="Times New Roman"/>
+          <w:color w:val="000000"/>
+          <w:kern w:val="0"/>
+          <w14:ligatures w14:val="none"/>
+        </w:rPr>
+      </w:pPr>
+      <w:r>
+        <w:rPr>
+          <w:rFonts w:ascii="Times New Roman" w:eastAsia="Times New Roman" w:hAnsi="Times New Roman" w:cs="Times New Roman"/>
+          <w:color w:val="000000"/>
+          <w:kern w:val="0"/>
+          <w14:ligatures w14:val="none"/>
+        </w:rPr>
+        <w:t>Indeed Customer Service Job Postings</w:t>
+      </w:r>
+    </w:p>
+    <w:tbl>
+      <w:tblPr>
+        <w:tblStyle w:val="TableGrid"/>
+        <w:tblW w:w="0" w:type="auto"/>
+        <w:tblLayout w:type="fixed"/>
+        <w:tblLook w:val="04A0" w:firstRow="1" w:lastRow="0" w:firstColumn="1" w:lastColumn="0" w:noHBand="0" w:noVBand="1"/>
+      </w:tblPr>
+      <w:tblGrid>
+        <w:gridCol w:w="2245"/>
+        <w:gridCol w:w="7105"/>
+      </w:tblGrid>
+      <w:tr>
+        <w:tc>
+          <w:tcPr>
+            <w:tcW w:w="2245" w:type="dxa"/>
+          </w:tcPr>
+          <w:p>
+            <w:pPr>
+              <w:rPr>
+                <w:rFonts w:ascii="Times New Roman" w:eastAsia="Times New Roman" w:hAnsi="Times New Roman" w:cs="Times New Roman"/>
+                <w:color w:val="000000"/>
+                <w:kern w:val="0"/>
+                <w14:ligatures w14:val="none"/>
+              </w:rPr>
+            </w:pPr>
+            <w:r>
+              <w:rPr>
+                <w:rFonts w:ascii="Times New Roman" w:eastAsia="Times New Roman" w:hAnsi="Times New Roman" w:cs="Times New Roman"/>
+                <w:color w:val="000000"/>
+                <w:kern w:val="0"/>
+                <w14:ligatures w14:val="none"/>
+              </w:rPr>
+              <w:t>Name</w:t>
+            </w:r>
+          </w:p>
+        </w:tc>
+        <w:tc>
+          <w:tcPr>
+            <w:tcW w:w="7105" w:type="dxa"/>
+          </w:tcPr>
+          <w:p>
+            <w:pPr>
+              <w:rPr>
+                <w:rFonts w:ascii="Times New Roman" w:eastAsia="Times New Roman" w:hAnsi="Times New Roman" w:cs="Times New Roman"/>
+                <w:color w:val="000000"/>
+                <w:kern w:val="0"/>
+                <w14:ligatures w14:val="none"/>
+              </w:rPr>
+            </w:pPr>
+            <w:r>
+              <w:rPr>
+                <w:rFonts w:ascii="Times New Roman" w:eastAsia="Times New Roman" w:hAnsi="Times New Roman" w:cs="Times New Roman"/>
+                <w:color w:val="000000"/>
+                <w:kern w:val="0"/>
+                <w14:ligatures w14:val="none"/>
+              </w:rPr>
+              <w:t>Description</w:t>
+            </w:r>
+          </w:p>
+        </w:tc>
+      </w:tr>
+      <w:tr>
+        <w:tc>
+          <w:tcPr>
+            <w:tcW w:w="2245" w:type="dxa"/>
+          </w:tcPr>
+          <w:p>
+            <w:pPr>
+              <w:rPr>
+                <w:rFonts w:ascii="Times New Roman" w:eastAsia="Times New Roman" w:hAnsi="Times New Roman" w:cs="Times New Roman"/>
+                <w:color w:val="000000"/>
+                <w:kern w:val="0"/>
+                <w14:ligatures w14:val="none"/>
+              </w:rPr>
+            </w:pPr>
+            <w:proofErr w:type="spellStart"/>
+            <w:r>
+              <w:rPr>
+                <w:rFonts w:ascii="Times New Roman" w:eastAsia="Times New Roman" w:hAnsi="Times New Roman" w:cs="Times New Roman"/>
+                <w:color w:val="000000"/>
+                <w:kern w:val="0"/>
+                <w14:ligatures w14:val="none"/>
+              </w:rPr>
+              <w:t>observation_date</w:t>
+            </w:r>
+            <w:proofErr w:type="spellEnd"/>
+          </w:p>
+        </w:tc>
+        <w:tc>
+          <w:tcPr>
+            <w:tcW w:w="7105" w:type="dxa"/>
+          </w:tcPr>
+          <w:p>
+            <w:pPr>
+              <w:rPr>
+                <w:rFonts w:ascii="Times New Roman" w:eastAsia="Times New Roman" w:hAnsi="Times New Roman" w:cs="Times New Roman"/>
+                <w:color w:val="000000"/>
+                <w:kern w:val="0"/>
+                <w14:ligatures w14:val="none"/>
+              </w:rPr>
+            </w:pPr>
+            <w:r>
+              <w:rPr>
+                <w:rFonts w:ascii="Times New Roman" w:eastAsia="Times New Roman" w:hAnsi="Times New Roman" w:cs="Times New Roman"/>
+                <w:color w:val="000000"/>
+                <w:kern w:val="0"/>
+                <w14:ligatures w14:val="none"/>
+              </w:rPr>
+              <w:t>Daily date</w:t>
+            </w:r>
+          </w:p>
+        </w:tc>
+      </w:tr>
+      <w:tr>
+        <w:tc>
+          <w:tcPr>
+            <w:tcW w:w="2245" w:type="dxa"/>
+          </w:tcPr>
+          <w:p>
+            <w:pPr>
+              <w:rPr>
+                <w:rFonts w:ascii="Times New Roman" w:eastAsia="Times New Roman" w:hAnsi="Times New Roman" w:cs="Times New Roman"/>
+                <w:color w:val="000000"/>
+                <w:kern w:val="0"/>
+                <w14:ligatures w14:val="none"/>
+              </w:rPr>
+            </w:pPr>
+            <w:r>
+              <w:rPr>
+                <w:rFonts w:ascii="Times New Roman" w:eastAsia="Times New Roman" w:hAnsi="Times New Roman" w:cs="Times New Roman"/>
+                <w:color w:val="000000"/>
+                <w:kern w:val="0"/>
+                <w:sz w:val="18"/>
+                <w:szCs w:val="18"/>
+                <w14:ligatures w14:val="none"/>
+              </w:rPr>
+              <w:t>IHLIDXUSTPCUSTSERV</w:t>
+            </w:r>
+          </w:p>
+        </w:tc>
+        <w:tc>
+          <w:tcPr>
+            <w:tcW w:w="7105" w:type="dxa"/>
+          </w:tcPr>
+          <w:p>
+            <w:pPr>
+              <w:rPr>
+                <w:rFonts w:ascii="Times New Roman" w:eastAsia="Times New Roman" w:hAnsi="Times New Roman" w:cs="Times New Roman"/>
+                <w:color w:val="000000"/>
+                <w:kern w:val="0"/>
+                <w14:ligatures w14:val="none"/>
+              </w:rPr>
+            </w:pPr>
+            <w:r>
+              <w:rPr>
+                <w:rFonts w:ascii="Times New Roman" w:eastAsia="Times New Roman" w:hAnsi="Times New Roman" w:cs="Times New Roman"/>
+                <w:color w:val="000000"/>
+                <w:kern w:val="0"/>
+                <w14:ligatures w14:val="none"/>
+              </w:rPr>
+              <w:t xml:space="preserve">Every </w:t>
+            </w:r>
+            <w:r>
+              <w:rPr>
+                <w:rFonts w:ascii="Times New Roman" w:eastAsia="Times New Roman" w:hAnsi="Times New Roman" w:cs="Times New Roman"/>
+                <w:color w:val="000000"/>
+                <w:kern w:val="0"/>
+                <w14:ligatures w14:val="none"/>
+              </w:rPr>
+              <w:t>value</w:t>
+            </w:r>
+            <w:r>
+              <w:rPr>
+                <w:rFonts w:ascii="Times New Roman" w:eastAsia="Times New Roman" w:hAnsi="Times New Roman" w:cs="Times New Roman"/>
+                <w:color w:val="000000"/>
+                <w:kern w:val="0"/>
+                <w14:ligatures w14:val="none"/>
+              </w:rPr>
+              <w:t xml:space="preserve"> </w:t>
+            </w:r>
+            <w:r>
+              <w:rPr>
+                <w:rFonts w:ascii="Times New Roman" w:eastAsia="Times New Roman" w:hAnsi="Times New Roman" w:cs="Times New Roman"/>
+                <w:color w:val="000000"/>
+                <w:kern w:val="0"/>
+                <w14:ligatures w14:val="none"/>
+              </w:rPr>
+              <w:t xml:space="preserve">off </w:t>
+            </w:r>
+            <w:r>
+              <w:rPr>
+                <w:rFonts w:ascii="Times New Roman" w:eastAsia="Times New Roman" w:hAnsi="Times New Roman" w:cs="Times New Roman"/>
+                <w:color w:val="000000"/>
+                <w:kern w:val="0"/>
+                <w14:ligatures w14:val="none"/>
+              </w:rPr>
+              <w:t>of 100 represents the % change compared to Feb</w:t>
+            </w:r>
+            <w:r>
+              <w:rPr>
+                <w:rFonts w:ascii="Times New Roman" w:eastAsia="Times New Roman" w:hAnsi="Times New Roman" w:cs="Times New Roman"/>
+                <w:color w:val="000000"/>
+                <w:kern w:val="0"/>
+                <w14:ligatures w14:val="none"/>
+              </w:rPr>
+              <w:t xml:space="preserve"> 1, 2020. For example, 101 signifies the job posting is 1% higher than Feb 1, 2020.</w:t>
+            </w:r>
+          </w:p>
+        </w:tc>
+      </w:tr>
+    </w:tbl>
+    <w:p>
+      <w:pPr>
+        <w:rPr>
+          <w:rFonts w:ascii="Times New Roman" w:eastAsia="Times New Roman" w:hAnsi="Times New Roman" w:cs="Times New Roman"/>
+          <w:color w:val="000000"/>
+          <w:kern w:val="0"/>
+          <w14:ligatures w14:val="none"/>
+        </w:rPr>
+      </w:pPr>
+    </w:p>
+    <w:p>
+      <w:pPr>
+        <w:rPr>
+          <w:rFonts w:ascii="Times New Roman" w:eastAsia="Times New Roman" w:hAnsi="Times New Roman" w:cs="Times New Roman"/>
+          <w:color w:val="000000"/>
+          <w:kern w:val="0"/>
+          <w14:ligatures w14:val="none"/>
+        </w:rPr>
+      </w:pPr>
+    </w:p>
+    <w:p>
+      <w:pPr>
+        <w:rPr>
+          <w:rFonts w:ascii="Times New Roman" w:eastAsia="Times New Roman" w:hAnsi="Times New Roman" w:cs="Times New Roman"/>
+          <w:color w:val="000000"/>
+          <w:kern w:val="0"/>
+          <w14:ligatures w14:val="none"/>
+        </w:rPr>
+      </w:pPr>
+    </w:p>
+    <w:p>
+      <w:pPr>
+        <w:rPr>
+          <w:rFonts w:ascii="Times New Roman" w:eastAsia="Times New Roman" w:hAnsi="Times New Roman" w:cs="Times New Roman"/>
+          <w:color w:val="000000"/>
+          <w:kern w:val="0"/>
+          <w14:ligatures w14:val="none"/>
+        </w:rPr>
+      </w:pPr>
+    </w:p>
     <w:p>
       <w:pPr>
         <w:rPr>
@@ -1611,6 +1987,25 @@
     <w:basedOn w:val="DefaultParagraphFont"/>
     <w:rsid w:val="0004249E"/>
   </w:style>
+  <w:style w:type="table" w:styleId="TableGrid">
+    <w:name w:val="Table Grid"/>
+    <w:basedOn w:val="TableNormal"/>
+    <w:uiPriority w:val="39"/>
+    <w:rsid w:val="001A4180"/>
+    <w:pPr>
+      <w:spacing w:after="0" w:line="240" w:lineRule="auto"/>
+    </w:pPr>
+    <w:tblPr>
+      <w:tblBorders>
+        <w:top w:val="single" w:sz="4" w:space="0" w:color="auto"/>
+        <w:left w:val="single" w:sz="4" w:space="0" w:color="auto"/>
+        <w:bottom w:val="single" w:sz="4" w:space="0" w:color="auto"/>
+        <w:right w:val="single" w:sz="4" w:space="0" w:color="auto"/>
+        <w:insideH w:val="single" w:sz="4" w:space="0" w:color="auto"/>
+        <w:insideV w:val="single" w:sz="4" w:space="0" w:color="auto"/>
+      </w:tblBorders>
+    </w:tblPr>
+  </w:style>
 </w:styles>
 </file>
 

--- a/data definitions, AI searches and job postings.docx
+++ b/data definitions, AI searches and job postings.docx
@@ -582,7 +582,43 @@
           <w:kern w:val="0"/>
           <w14:ligatures w14:val="none"/>
         </w:rPr>
-        <w:t>Trend in ChatGPT Interest</w:t>
+        <w:t xml:space="preserve">Trend in </w:t>
+      </w:r>
+      <w:r>
+        <w:rPr>
+          <w:rFonts w:ascii="Times New Roman" w:eastAsia="Times New Roman" w:hAnsi="Times New Roman" w:cs="Times New Roman"/>
+          <w:color w:val="000000"/>
+          <w:kern w:val="0"/>
+          <w14:ligatures w14:val="none"/>
+        </w:rPr>
+        <w:t>“</w:t>
+      </w:r>
+      <w:r>
+        <w:rPr>
+          <w:rFonts w:ascii="Times New Roman" w:eastAsia="Times New Roman" w:hAnsi="Times New Roman" w:cs="Times New Roman"/>
+          <w:color w:val="000000"/>
+          <w:kern w:val="0"/>
+          <w14:ligatures w14:val="none"/>
+        </w:rPr>
+        <w:t>ChatGPT</w:t>
+      </w:r>
+      <w:r>
+        <w:rPr>
+          <w:rFonts w:ascii="Times New Roman" w:eastAsia="Times New Roman" w:hAnsi="Times New Roman" w:cs="Times New Roman"/>
+          <w:color w:val="000000"/>
+          <w:kern w:val="0"/>
+          <w14:ligatures w14:val="none"/>
+        </w:rPr>
+        <w:t>”</w:t>
+      </w:r>
+      <w:r>
+        <w:rPr>
+          <w:rFonts w:ascii="Times New Roman" w:eastAsia="Times New Roman" w:hAnsi="Times New Roman" w:cs="Times New Roman"/>
+          <w:color w:val="000000"/>
+          <w:kern w:val="0"/>
+          <w14:ligatures w14:val="none"/>
+        </w:rPr>
+        <w:t xml:space="preserve"> Interest</w:t>
       </w:r>
     </w:p>
     <w:tbl>
@@ -720,6 +756,223 @@
               <w:t>chatgpt</w:t>
             </w:r>
             <w:proofErr w:type="spellEnd"/>
+          </w:p>
+        </w:tc>
+        <w:tc>
+          <w:tcPr>
+            <w:tcW w:w="7015" w:type="dxa"/>
+          </w:tcPr>
+          <w:p>
+            <w:pPr>
+              <w:rPr>
+                <w:rFonts w:ascii="Times New Roman" w:eastAsia="Times New Roman" w:hAnsi="Times New Roman" w:cs="Times New Roman"/>
+                <w:color w:val="000000"/>
+                <w:kern w:val="0"/>
+                <w14:ligatures w14:val="none"/>
+              </w:rPr>
+            </w:pPr>
+            <w:r>
+              <w:rPr>
+                <w:rFonts w:ascii="Times New Roman" w:eastAsia="Times New Roman" w:hAnsi="Times New Roman" w:cs="Times New Roman"/>
+                <w:color w:val="000000"/>
+                <w:kern w:val="0"/>
+                <w14:ligatures w14:val="none"/>
+              </w:rPr>
+              <w:t>0 – 100, where 100 signifies the peak interest for the time period</w:t>
+            </w:r>
+          </w:p>
+        </w:tc>
+      </w:tr>
+    </w:tbl>
+    <w:p>
+      <w:pPr>
+        <w:rPr>
+          <w:rFonts w:ascii="Times New Roman" w:eastAsia="Times New Roman" w:hAnsi="Times New Roman" w:cs="Times New Roman"/>
+          <w:color w:val="000000"/>
+          <w:kern w:val="0"/>
+          <w14:ligatures w14:val="none"/>
+        </w:rPr>
+      </w:pPr>
+    </w:p>
+    <w:p>
+      <w:pPr>
+        <w:rPr>
+          <w:rFonts w:ascii="Times New Roman" w:eastAsia="Times New Roman" w:hAnsi="Times New Roman" w:cs="Times New Roman"/>
+          <w:color w:val="000000"/>
+          <w:kern w:val="0"/>
+          <w14:ligatures w14:val="none"/>
+        </w:rPr>
+      </w:pPr>
+      <w:r>
+        <w:rPr>
+          <w:rFonts w:ascii="Times New Roman" w:eastAsia="Times New Roman" w:hAnsi="Times New Roman" w:cs="Times New Roman"/>
+          <w:color w:val="000000"/>
+          <w:kern w:val="0"/>
+          <w14:ligatures w14:val="none"/>
+        </w:rPr>
+        <w:t xml:space="preserve">Trend in </w:t>
+      </w:r>
+      <w:r>
+        <w:rPr>
+          <w:rFonts w:ascii="Times New Roman" w:eastAsia="Times New Roman" w:hAnsi="Times New Roman" w:cs="Times New Roman"/>
+          <w:color w:val="000000"/>
+          <w:kern w:val="0"/>
+          <w14:ligatures w14:val="none"/>
+        </w:rPr>
+        <w:t>“AI chatbot”</w:t>
+      </w:r>
+      <w:r>
+        <w:rPr>
+          <w:rFonts w:ascii="Times New Roman" w:eastAsia="Times New Roman" w:hAnsi="Times New Roman" w:cs="Times New Roman"/>
+          <w:color w:val="000000"/>
+          <w:kern w:val="0"/>
+          <w14:ligatures w14:val="none"/>
+        </w:rPr>
+        <w:t xml:space="preserve"> Interest</w:t>
+      </w:r>
+    </w:p>
+    <w:tbl>
+      <w:tblPr>
+        <w:tblStyle w:val="TableGrid"/>
+        <w:tblW w:w="0" w:type="auto"/>
+        <w:tblLook w:val="04A0" w:firstRow="1" w:lastRow="0" w:firstColumn="1" w:lastColumn="0" w:noHBand="0" w:noVBand="1"/>
+      </w:tblPr>
+      <w:tblGrid>
+        <w:gridCol w:w="2335"/>
+        <w:gridCol w:w="7015"/>
+      </w:tblGrid>
+      <w:tr>
+        <w:tc>
+          <w:tcPr>
+            <w:tcW w:w="2335" w:type="dxa"/>
+          </w:tcPr>
+          <w:p>
+            <w:pPr>
+              <w:rPr>
+                <w:rFonts w:ascii="Times New Roman" w:eastAsia="Times New Roman" w:hAnsi="Times New Roman" w:cs="Times New Roman"/>
+                <w:color w:val="000000"/>
+                <w:kern w:val="0"/>
+                <w14:ligatures w14:val="none"/>
+              </w:rPr>
+            </w:pPr>
+            <w:r>
+              <w:rPr>
+                <w:rFonts w:ascii="Times New Roman" w:eastAsia="Times New Roman" w:hAnsi="Times New Roman" w:cs="Times New Roman"/>
+                <w:color w:val="000000"/>
+                <w:kern w:val="0"/>
+                <w14:ligatures w14:val="none"/>
+              </w:rPr>
+              <w:t>Name</w:t>
+            </w:r>
+          </w:p>
+        </w:tc>
+        <w:tc>
+          <w:tcPr>
+            <w:tcW w:w="7015" w:type="dxa"/>
+          </w:tcPr>
+          <w:p>
+            <w:pPr>
+              <w:rPr>
+                <w:rFonts w:ascii="Times New Roman" w:eastAsia="Times New Roman" w:hAnsi="Times New Roman" w:cs="Times New Roman"/>
+                <w:color w:val="000000"/>
+                <w:kern w:val="0"/>
+                <w14:ligatures w14:val="none"/>
+              </w:rPr>
+            </w:pPr>
+            <w:r>
+              <w:rPr>
+                <w:rFonts w:ascii="Times New Roman" w:eastAsia="Times New Roman" w:hAnsi="Times New Roman" w:cs="Times New Roman"/>
+                <w:color w:val="000000"/>
+                <w:kern w:val="0"/>
+                <w14:ligatures w14:val="none"/>
+              </w:rPr>
+              <w:t>Description</w:t>
+            </w:r>
+          </w:p>
+        </w:tc>
+      </w:tr>
+      <w:tr>
+        <w:tc>
+          <w:tcPr>
+            <w:tcW w:w="2335" w:type="dxa"/>
+          </w:tcPr>
+          <w:p>
+            <w:pPr>
+              <w:rPr>
+                <w:rFonts w:ascii="Times New Roman" w:eastAsia="Times New Roman" w:hAnsi="Times New Roman" w:cs="Times New Roman"/>
+                <w:color w:val="000000"/>
+                <w:kern w:val="0"/>
+                <w14:ligatures w14:val="none"/>
+              </w:rPr>
+            </w:pPr>
+            <w:r>
+              <w:rPr>
+                <w:rFonts w:ascii="Times New Roman" w:eastAsia="Times New Roman" w:hAnsi="Times New Roman" w:cs="Times New Roman"/>
+                <w:color w:val="000000"/>
+                <w:kern w:val="0"/>
+                <w14:ligatures w14:val="none"/>
+              </w:rPr>
+              <w:t>Time</w:t>
+            </w:r>
+          </w:p>
+        </w:tc>
+        <w:tc>
+          <w:tcPr>
+            <w:tcW w:w="7015" w:type="dxa"/>
+          </w:tcPr>
+          <w:p>
+            <w:pPr>
+              <w:rPr>
+                <w:rFonts w:ascii="Times New Roman" w:eastAsia="Times New Roman" w:hAnsi="Times New Roman" w:cs="Times New Roman"/>
+                <w:color w:val="000000"/>
+                <w:kern w:val="0"/>
+                <w14:ligatures w14:val="none"/>
+              </w:rPr>
+            </w:pPr>
+            <w:r>
+              <w:rPr>
+                <w:rFonts w:ascii="Times New Roman" w:eastAsia="Times New Roman" w:hAnsi="Times New Roman" w:cs="Times New Roman"/>
+                <w:color w:val="000000"/>
+                <w:kern w:val="0"/>
+                <w14:ligatures w14:val="none"/>
+              </w:rPr>
+              <w:t>Month date, first of each month</w:t>
+            </w:r>
+          </w:p>
+        </w:tc>
+      </w:tr>
+      <w:tr>
+        <w:tc>
+          <w:tcPr>
+            <w:tcW w:w="2335" w:type="dxa"/>
+          </w:tcPr>
+          <w:p>
+            <w:pPr>
+              <w:rPr>
+                <w:rFonts w:ascii="Times New Roman" w:eastAsia="Times New Roman" w:hAnsi="Times New Roman" w:cs="Times New Roman"/>
+                <w:color w:val="000000"/>
+                <w:kern w:val="0"/>
+                <w14:ligatures w14:val="none"/>
+              </w:rPr>
+            </w:pPr>
+            <w:r>
+              <w:rPr>
+                <w:rFonts w:ascii="Times New Roman" w:eastAsia="Times New Roman" w:hAnsi="Times New Roman" w:cs="Times New Roman"/>
+                <w:color w:val="000000"/>
+                <w:kern w:val="0"/>
+                <w14:ligatures w14:val="none"/>
+              </w:rPr>
+              <w:t xml:space="preserve">AI </w:t>
+            </w:r>
+            <w:r>
+              <w:rPr>
+                <w:rFonts w:ascii="Times New Roman" w:eastAsia="Times New Roman" w:hAnsi="Times New Roman" w:cs="Times New Roman"/>
+                <w:color w:val="000000"/>
+                <w:kern w:val="0"/>
+                <w14:ligatures w14:val="none"/>
+              </w:rPr>
+              <w:t>Searches</w:t>
+            </w:r>
           </w:p>
         </w:tc>
         <w:tc>
